--- a/rapports/2026-06-06/EQ23/EQ23_enq1_v2/DR_malforme_1_22201E_11/07-58-95-13.docx
+++ b/rapports/2026-06-06/EQ23/EQ23_enq1_v2/DR_malforme_1_22201E_11/07-58-95-13.docx
@@ -297,7 +297,7 @@
           <w:color w:val="1F6FEB"/>
           <w:sz w:val="22"/>
         </w:rPr>
-        <w:t>⚠ INCOHÉRENCES À CORRIGER (98)</w:t>
+        <w:t>⚠ INCOHÉRENCES À CORRIGER (95)</w:t>
       </w:r>
     </w:p>
     <w:tbl>
@@ -814,7 +814,7 @@
                 <w:color w:val="16A34A"/>
                 <w:sz w:val="16"/>
               </w:rPr>
-              <w:t>—</w:t>
+              <w:t>s02q33, s01q00b</w:t>
             </w:r>
           </w:p>
         </w:tc>
@@ -845,7 +845,7 @@
                 <w:i w:val="0"/>
                 <w:sz w:val="17"/>
               </w:rPr>
-              <w:t>Incohérence!!! seulement les écoles privées paient les frais de scolarité (y compris les frais d'inscription).</w:t>
+              <w:t>Incoherent!!! La dernière fois que TENING NDIAYE a  fréquenté l'école est 9999.</w:t>
             </w:r>
           </w:p>
         </w:tc>
@@ -935,7 +935,7 @@
                 <w:i w:val="0"/>
                 <w:sz w:val="17"/>
               </w:rPr>
-              <w:t>Incoherent!!! La dernière fois que TENING NDIAYE a  fréquenté l'école est 9999.</w:t>
+              <w:t>Incoherent!!! La dernière fois que NDIAGA SECK a  fréquenté l'école est 9999.</w:t>
             </w:r>
           </w:p>
         </w:tc>
@@ -994,7 +994,7 @@
                 <w:color w:val="16A34A"/>
                 <w:sz w:val="16"/>
               </w:rPr>
-              <w:t>s02q33, s01q00b</w:t>
+              <w:t>—</w:t>
             </w:r>
           </w:p>
         </w:tc>
@@ -1025,7 +1025,7 @@
                 <w:i w:val="0"/>
                 <w:sz w:val="17"/>
               </w:rPr>
-              <w:t>Incoherent!!! La dernière fois que NDIAGA SECK a  fréquenté l'école est 9999.</w:t>
+              <w:t>Incohérent!! Le niveau d'instruction déclaré par l'un des enfants () au niveau de la section 1 de BOUBOU SECK diffère de celui donné par BOUBOU SECK lui-même qui affirme ne pas avoir frequenté l'école formelle.</w:t>
             </w:r>
           </w:p>
         </w:tc>
@@ -1115,7 +1115,7 @@
                 <w:i w:val="0"/>
                 <w:sz w:val="17"/>
               </w:rPr>
-              <w:t>Incohérent!! Le niveau d'instruction déclaré par l'un des enfants () au niveau de la section 1 de BOUBOU SECK diffère de celui donné par BOUBOU SECK lui-même qui affirme ne pas avoir frequenté l'école formelle.</w:t>
+              <w:t>Incohérent!! Le niveau d'instruction déclaré par l'un des enfants () au niveau de la section 1 de IBRAHIMA SECK diffère de celui donné par IBRAHIMA SECK lui-même qui affirme ne pas avoir frequenté l'école formelle.</w:t>
             </w:r>
           </w:p>
         </w:tc>
@@ -1205,7 +1205,7 @@
                 <w:i w:val="0"/>
                 <w:sz w:val="17"/>
               </w:rPr>
-              <w:t>Incohérent!! Le niveau d'instruction déclaré par l'un des enfants () au niveau de la section 1 de IBRAHIMA SECK diffère de celui donné par IBRAHIMA SECK lui-même qui affirme ne pas avoir frequenté l'école formelle.</w:t>
+              <w:t>Incohérent!! Le niveau d'instruction déclaré par l'un des enfants () au niveau de la section 1 de SOKHNA SENGHOR diffère de celui donné par SOKHNA SENGHOR lui-même qui affirme ne pas avoir frequenté l'école formelle.</w:t>
             </w:r>
           </w:p>
         </w:tc>
@@ -1238,7 +1238,7 @@
                 <w:i w:val="0"/>
                 <w:sz w:val="16"/>
               </w:rPr>
-              <w:t>S02</w:t>
+              <w:t>S04</w:t>
               <w:br/>
             </w:r>
             <w:r>
@@ -1248,7 +1248,7 @@
                 <w:color w:val="64748B"/>
                 <w:sz w:val="14"/>
               </w:rPr>
-              <w:t>Éducation</w:t>
+              <w:t>Emploi</w:t>
             </w:r>
           </w:p>
         </w:tc>
@@ -1264,7 +1264,7 @@
                 <w:color w:val="16A34A"/>
                 <w:sz w:val="16"/>
               </w:rPr>
-              <w:t>—</w:t>
+              <w:t>s04q46</w:t>
             </w:r>
           </w:p>
         </w:tc>
@@ -1295,7 +1295,7 @@
                 <w:i w:val="0"/>
                 <w:sz w:val="17"/>
               </w:rPr>
-              <w:t>Incohérent!! Le niveau d'instruction déclaré par l'un des enfants () au niveau de la section 1 de SOKHNA SENGHOR diffère de celui donné par SOKHNA SENGHOR lui-même qui affirme ne pas avoir frequenté l'école formelle.</w:t>
+              <w:t>Incohérence! NDIAGA SECK  evolue dans l'agriculture mais est  considéré comme salarié ou stagiaire/apprenti non renuméré, prière de revoir la question s04q46 et corriger.</w:t>
             </w:r>
           </w:p>
         </w:tc>
@@ -1328,7 +1328,7 @@
                 <w:i w:val="0"/>
                 <w:sz w:val="16"/>
               </w:rPr>
-              <w:t>S04</w:t>
+              <w:t>S16</w:t>
               <w:br/>
             </w:r>
             <w:r>
@@ -1338,7 +1338,7 @@
                 <w:color w:val="64748B"/>
                 <w:sz w:val="14"/>
               </w:rPr>
-              <w:t>Emploi</w:t>
+              <w:t>Agriculture</w:t>
             </w:r>
           </w:p>
         </w:tc>
@@ -1354,7 +1354,7 @@
                 <w:color w:val="16A34A"/>
                 <w:sz w:val="16"/>
               </w:rPr>
-              <w:t>s04q46</w:t>
+              <w:t>s01q02, s02q01__1, s02q02__1, s02q03__1, s02q15, s03q17, s04q28, s04q35d</w:t>
             </w:r>
           </w:p>
         </w:tc>
@@ -1385,7 +1385,7 @@
                 <w:i w:val="0"/>
                 <w:sz w:val="17"/>
               </w:rPr>
-              <w:t>Incohérence! NDIAGA SECK  evolue dans l'agriculture mais est  considéré comme salarié ou stagiaire/apprenti non renuméré, prière de revoir la question s04q46 et corriger.</w:t>
+              <w:t>Incoherence! Le nombre de cultures dans la parcelle PARCELLE ARACHIDE 1 est de .a cultures qui semble trop élévé ou non renseigné, prière de corriger.</w:t>
             </w:r>
           </w:p>
         </w:tc>
@@ -1444,7 +1444,7 @@
                 <w:color w:val="16A34A"/>
                 <w:sz w:val="16"/>
               </w:rPr>
-              <w:t>s01q02, s02q01__1, s02q02__1, s02q03__1, s02q15, s03q17, s04q28, s04q35d</w:t>
+              <w:t>s00q28, s01q28, s01q29, s01q30, s02q01__1, s02q02__1, s03q19, s04q32</w:t>
             </w:r>
           </w:p>
         </w:tc>
@@ -1475,7 +1475,7 @@
                 <w:i w:val="0"/>
                 <w:sz w:val="17"/>
               </w:rPr>
-              <w:t>Incoherence! Le nombre de cultures dans la parcelle PARCELLE ARACHIDE 1 est de .a cultures qui semble trop élévé ou non renseigné, prière de corriger.</w:t>
+              <w:t>Incoherence! Le nombre de minutes (.a minutes) pour se rendre dans la parcelle PARCELLE ARACHIDE 1 est trop élevé, prière de corriger.</w:t>
             </w:r>
           </w:p>
         </w:tc>
@@ -1534,7 +1534,7 @@
                 <w:color w:val="16A34A"/>
                 <w:sz w:val="16"/>
               </w:rPr>
-              <w:t>s00q28, s01q28, s01q29, s01q30, s02q01__1, s02q02__1, s03q19, s04q32</w:t>
+              <w:t>—</w:t>
             </w:r>
           </w:p>
         </w:tc>
@@ -1565,7 +1565,7 @@
                 <w:i w:val="0"/>
                 <w:sz w:val="17"/>
               </w:rPr>
-              <w:t>Incoherence! Le nombre de minutes (.a minutes) pour se rendre dans la parcelle PARCELLE ARACHIDE 1 est trop élevé, prière de corriger.</w:t>
+              <w:t>Incoherence! Le nombre de cultures dans la parcelle ##N/A## est de .</w:t>
             </w:r>
           </w:p>
         </w:tc>
@@ -1624,7 +1624,7 @@
                 <w:color w:val="16A34A"/>
                 <w:sz w:val="16"/>
               </w:rPr>
-              <w:t>—</w:t>
+              <w:t>s01q28, s01q29, s01q30, s02q01__1, s02q02__1, s02q03__1, s02q15, s03q18</w:t>
             </w:r>
           </w:p>
         </w:tc>
@@ -1655,7 +1655,7 @@
                 <w:i w:val="0"/>
                 <w:sz w:val="17"/>
               </w:rPr>
-              <w:t>Incoherence! Le nombre de cultures dans la parcelle ##N/A## est de .</w:t>
+              <w:t>Le nom du champs ou la parcelle doivent être renseignés, prière de les renseignerIncoherence! Le nombre de minutes (.</w:t>
             </w:r>
           </w:p>
         </w:tc>
@@ -1670,10 +1670,10 @@
               <w:rPr>
                 <w:b/>
                 <w:i w:val="0"/>
-                <w:color w:val="DC2626"/>
-                <w:sz w:val="16"/>
-              </w:rPr>
-              <w:t>Haute</w:t>
+                <w:color w:val="EA580C"/>
+                <w:sz w:val="16"/>
+              </w:rPr>
+              <w:t>Moyenne</w:t>
             </w:r>
           </w:p>
         </w:tc>
@@ -1688,7 +1688,7 @@
                 <w:i w:val="0"/>
                 <w:sz w:val="16"/>
               </w:rPr>
-              <w:t>S16</w:t>
+              <w:t>S00</w:t>
               <w:br/>
             </w:r>
             <w:r>
@@ -1698,7 +1698,7 @@
                 <w:color w:val="64748B"/>
                 <w:sz w:val="14"/>
               </w:rPr>
-              <w:t>Agriculture</w:t>
+              <w:t>Identification</w:t>
             </w:r>
           </w:p>
         </w:tc>
@@ -1714,7 +1714,7 @@
                 <w:color w:val="16A34A"/>
                 <w:sz w:val="16"/>
               </w:rPr>
-              <w:t>s01q28, s01q29, s01q30, s02q01__1, s02q02__1, s02q03__1, s02q15, s03q18</w:t>
+              <w:t>s00q27</w:t>
             </w:r>
           </w:p>
         </w:tc>
@@ -1745,7 +1745,7 @@
                 <w:i w:val="0"/>
                 <w:sz w:val="17"/>
               </w:rPr>
-              <w:t>Le nom du champs ou la parcelle doivent être renseignés, prière de les renseignerIncoherence! Le nombre de minutes (.</w:t>
+              <w:t>Le questionnaire semble ne pas être complètement fini mais le questionnaire est en statut complet, prière de compléter le questionnaire.</w:t>
             </w:r>
           </w:p>
         </w:tc>
@@ -1804,7 +1804,7 @@
                 <w:color w:val="16A34A"/>
                 <w:sz w:val="16"/>
               </w:rPr>
-              <w:t>s00q27</w:t>
+              <w:t>—</w:t>
             </w:r>
           </w:p>
         </w:tc>
@@ -1835,7 +1835,7 @@
                 <w:i w:val="0"/>
                 <w:sz w:val="17"/>
               </w:rPr>
-              <w:t>Le questionnaire semble ne pas être complètement fini mais le questionnaire est en statut complet, prière de compléter le questionnaire.</w:t>
+              <w:t>L'adresse ou la localisation du ménage doit être bien renseignée, ne doit pas contenir des numéros de téléphone et elle semble courte pour être une adresse.</w:t>
             </w:r>
           </w:p>
         </w:tc>
@@ -1925,7 +1925,7 @@
                 <w:i w:val="0"/>
                 <w:sz w:val="17"/>
               </w:rPr>
-              <w:t>L'adresse ou la localisation du ménage doit être bien renseignée, ne doit pas contenir des numéros de téléphone et elle semble courte pour être une adresse.</w:t>
+              <w:t>Prière de renseigner la bonne adresse.</w:t>
             </w:r>
           </w:p>
         </w:tc>
@@ -1958,7 +1958,7 @@
                 <w:i w:val="0"/>
                 <w:sz w:val="16"/>
               </w:rPr>
-              <w:t>S00</w:t>
+              <w:t>S01</w:t>
               <w:br/>
             </w:r>
             <w:r>
@@ -1968,7 +1968,7 @@
                 <w:color w:val="64748B"/>
                 <w:sz w:val="14"/>
               </w:rPr>
-              <w:t>Identification</w:t>
+              <w:t>Démographie</w:t>
             </w:r>
           </w:p>
         </w:tc>
@@ -2015,7 +2015,7 @@
                 <w:i w:val="0"/>
                 <w:sz w:val="17"/>
               </w:rPr>
-              <w:t>Prière de renseigner la bonne adresse.</w:t>
+              <w:t>Prière de verifier l'information donnée par NDIOLÉ SECK ou corriger au niveau de la section 1.</w:t>
             </w:r>
           </w:p>
         </w:tc>
@@ -2074,7 +2074,7 @@
                 <w:color w:val="16A34A"/>
                 <w:sz w:val="16"/>
               </w:rPr>
-              <w:t>—</w:t>
+              <w:t>s01q23, s01q00b, s01q23_autre</w:t>
             </w:r>
           </w:p>
         </w:tc>
@@ -2105,277 +2105,7 @@
                 <w:i w:val="0"/>
                 <w:sz w:val="17"/>
               </w:rPr>
-              <w:t>Prière de verifier l'information donnée par NDIOLÉ SECK ou corriger au niveau de la section 1.</w:t>
-            </w:r>
-          </w:p>
-        </w:tc>
-      </w:tr>
-      <w:tr>
-        <w:tc>
-          <w:tcPr>
-            <w:tcW w:type="dxa" w:w="964"/>
-          </w:tcPr>
-          <w:p>
-            <w:r>
-              <w:rPr>
-                <w:b/>
-                <w:i w:val="0"/>
-                <w:color w:val="EA580C"/>
-                <w:sz w:val="16"/>
-              </w:rPr>
-              <w:t>Moyenne</w:t>
-            </w:r>
-          </w:p>
-        </w:tc>
-        <w:tc>
-          <w:tcPr>
-            <w:tcW w:type="dxa" w:w="1247"/>
-          </w:tcPr>
-          <w:p>
-            <w:r>
-              <w:rPr>
-                <w:b/>
-                <w:i w:val="0"/>
-                <w:sz w:val="16"/>
-              </w:rPr>
-              <w:t>S01</w:t>
-              <w:br/>
-            </w:r>
-            <w:r>
-              <w:rPr>
-                <w:b w:val="0"/>
-                <w:i w:val="0"/>
-                <w:color w:val="64748B"/>
-                <w:sz w:val="14"/>
-              </w:rPr>
-              <w:t>Démographie</w:t>
-            </w:r>
-          </w:p>
-        </w:tc>
-        <w:tc>
-          <w:tcPr>
-            <w:tcW w:type="dxa" w:w="1531"/>
-          </w:tcPr>
-          <w:p>
-            <w:r>
-              <w:rPr>
-                <w:b/>
-                <w:i w:val="0"/>
-                <w:color w:val="16A34A"/>
-                <w:sz w:val="16"/>
-              </w:rPr>
-              <w:t>s00q27, s01q03a, s01q03b, s01q03c, s01q00b</w:t>
-            </w:r>
-          </w:p>
-        </w:tc>
-        <w:tc>
-          <w:tcPr>
-            <w:tcW w:type="dxa" w:w="1191"/>
-          </w:tcPr>
-          <w:p>
-            <w:r>
-              <w:rPr>
-                <w:b w:val="0"/>
-                <w:i w:val="0"/>
-                <w:color w:val="64748B"/>
-                <w:sz w:val="16"/>
-              </w:rPr>
-              <w:t>GT-CQ</w:t>
-            </w:r>
-          </w:p>
-        </w:tc>
-        <w:tc>
-          <w:tcPr>
-            <w:tcW w:type="dxa" w:w="4706"/>
-          </w:tcPr>
-          <w:p>
-            <w:r>
-              <w:rPr>
-                <w:b w:val="0"/>
-                <w:i w:val="0"/>
-                <w:sz w:val="17"/>
-              </w:rPr>
-              <w:t>Les informations sur l'acte de naissance (ni Jours, ni mois et ni années) de  NDIAGA SECK  manquent, s'il vous plait pouvez-vous fournir d'effort pour avoir ces informations.</w:t>
-            </w:r>
-          </w:p>
-        </w:tc>
-      </w:tr>
-      <w:tr>
-        <w:tc>
-          <w:tcPr>
-            <w:tcW w:type="dxa" w:w="964"/>
-          </w:tcPr>
-          <w:p>
-            <w:r>
-              <w:rPr>
-                <w:b/>
-                <w:i w:val="0"/>
-                <w:color w:val="EA580C"/>
-                <w:sz w:val="16"/>
-              </w:rPr>
-              <w:t>Moyenne</w:t>
-            </w:r>
-          </w:p>
-        </w:tc>
-        <w:tc>
-          <w:tcPr>
-            <w:tcW w:type="dxa" w:w="1247"/>
-          </w:tcPr>
-          <w:p>
-            <w:r>
-              <w:rPr>
-                <w:b/>
-                <w:i w:val="0"/>
-                <w:sz w:val="16"/>
-              </w:rPr>
-              <w:t>S01</w:t>
-              <w:br/>
-            </w:r>
-            <w:r>
-              <w:rPr>
-                <w:b w:val="0"/>
-                <w:i w:val="0"/>
-                <w:color w:val="64748B"/>
-                <w:sz w:val="14"/>
-              </w:rPr>
-              <w:t>Démographie</w:t>
-            </w:r>
-          </w:p>
-        </w:tc>
-        <w:tc>
-          <w:tcPr>
-            <w:tcW w:type="dxa" w:w="1531"/>
-          </w:tcPr>
-          <w:p>
-            <w:r>
-              <w:rPr>
-                <w:b/>
-                <w:i w:val="0"/>
-                <w:color w:val="16A34A"/>
-                <w:sz w:val="16"/>
-              </w:rPr>
-              <w:t>s01q23, s01q00b, s01q23_autre</w:t>
-            </w:r>
-          </w:p>
-        </w:tc>
-        <w:tc>
-          <w:tcPr>
-            <w:tcW w:type="dxa" w:w="1191"/>
-          </w:tcPr>
-          <w:p>
-            <w:r>
-              <w:rPr>
-                <w:b w:val="0"/>
-                <w:i w:val="0"/>
-                <w:color w:val="64748B"/>
-                <w:sz w:val="16"/>
-              </w:rPr>
-              <w:t>GT-CQ</w:t>
-            </w:r>
-          </w:p>
-        </w:tc>
-        <w:tc>
-          <w:tcPr>
-            <w:tcW w:type="dxa" w:w="4706"/>
-          </w:tcPr>
-          <w:p>
-            <w:r>
-              <w:rPr>
-                <w:b w:val="0"/>
-                <w:i w:val="0"/>
-                <w:sz w:val="17"/>
-              </w:rPr>
               <w:t>La raison principale que NDIAGA SECK envisage de migrer est Chercher du travail et semble exister dans les modalités, prière de prendre attache avec le QG pour plus d'explication afin de la classer bien.</w:t>
-            </w:r>
-          </w:p>
-        </w:tc>
-      </w:tr>
-      <w:tr>
-        <w:tc>
-          <w:tcPr>
-            <w:tcW w:type="dxa" w:w="964"/>
-          </w:tcPr>
-          <w:p>
-            <w:r>
-              <w:rPr>
-                <w:b/>
-                <w:i w:val="0"/>
-                <w:color w:val="EA580C"/>
-                <w:sz w:val="16"/>
-              </w:rPr>
-              <w:t>Moyenne</w:t>
-            </w:r>
-          </w:p>
-        </w:tc>
-        <w:tc>
-          <w:tcPr>
-            <w:tcW w:type="dxa" w:w="1247"/>
-          </w:tcPr>
-          <w:p>
-            <w:r>
-              <w:rPr>
-                <w:b/>
-                <w:i w:val="0"/>
-                <w:sz w:val="16"/>
-              </w:rPr>
-              <w:t>S02</w:t>
-              <w:br/>
-            </w:r>
-            <w:r>
-              <w:rPr>
-                <w:b w:val="0"/>
-                <w:i w:val="0"/>
-                <w:color w:val="64748B"/>
-                <w:sz w:val="14"/>
-              </w:rPr>
-              <w:t>Éducation</w:t>
-            </w:r>
-          </w:p>
-        </w:tc>
-        <w:tc>
-          <w:tcPr>
-            <w:tcW w:type="dxa" w:w="1531"/>
-          </w:tcPr>
-          <w:p>
-            <w:r>
-              <w:rPr>
-                <w:b/>
-                <w:i w:val="0"/>
-                <w:color w:val="16A34A"/>
-                <w:sz w:val="16"/>
-              </w:rPr>
-              <w:t>—</w:t>
-            </w:r>
-          </w:p>
-        </w:tc>
-        <w:tc>
-          <w:tcPr>
-            <w:tcW w:type="dxa" w:w="1191"/>
-          </w:tcPr>
-          <w:p>
-            <w:r>
-              <w:rPr>
-                <w:b w:val="0"/>
-                <w:i w:val="0"/>
-                <w:color w:val="64748B"/>
-                <w:sz w:val="16"/>
-              </w:rPr>
-              <w:t>GT-CQ</w:t>
-            </w:r>
-          </w:p>
-        </w:tc>
-        <w:tc>
-          <w:tcPr>
-            <w:tcW w:type="dxa" w:w="4706"/>
-          </w:tcPr>
-          <w:p>
-            <w:r>
-              <w:rPr>
-                <w:b w:val="0"/>
-                <w:i w:val="0"/>
-                <w:sz w:val="17"/>
-              </w:rPr>
-              <w:t>veuillez, s'il vous plait, confirmer les frais de scolarité ( 1000 FCFA) payée de FATOU SECK  CADETTE avec le QG ou apporter les corrections nécessaires.</w:t>
             </w:r>
           </w:p>
         </w:tc>
